--- a/Coding 1 - year/Unit 7 - Project Development/Daily Lesson Plans/Word/Day 171.docx
+++ b/Coding 1 - year/Unit 7 - Project Development/Daily Lesson Plans/Word/Day 171.docx
@@ -50,12 +50,15 @@
               </w:rPr>
               <w:t xml:space="preserve">Coding I — Full Year</w:t>
             </w:r>
-          </w:p>
-          <w:p>
-            <w:pPr>
-              <w:spacing w:before="40"/>
-              <w:jc w:val="center"/>
-            </w:pPr>
+            <w:r>
+              <w:rPr>
+                <w:rFonts w:ascii="Arial" w:cs="Arial" w:eastAsia="Arial" w:hAnsi="Arial"/>
+                <w:sz w:val="16"/>
+                <w:szCs w:val="16"/>
+              </w:rPr>
+              <w:br/>
+              <w:t xml:space="preserve"/>
+            </w:r>
             <w:r>
               <w:rPr>
                 <w:rFonts w:ascii="Arial" w:cs="Arial" w:eastAsia="Arial" w:hAnsi="Arial"/>
@@ -83,7 +86,7 @@
           <w:rFonts w:ascii="Arial" w:cs="Arial" w:eastAsia="Arial" w:hAnsi="Arial"/>
           <w:b/>
           <w:bCs/>
-          <w:color w:val="1F3864"/>
+          <w:color w:val="2B5797"/>
           <w:sz w:val="32"/>
           <w:szCs w:val="32"/>
         </w:rPr>
@@ -261,9 +264,9 @@
               <w:right w:val="single" w:color="CCCCCC" w:sz="1"/>
             </w:tcBorders>
             <w:tcMar>
-              <w:top w:type="dxa" w:w="60"/>
+              <w:top w:type="dxa" w:w="80"/>
               <w:left w:type="dxa" w:w="120"/>
-              <w:bottom w:type="dxa" w:w="60"/>
+              <w:bottom w:type="dxa" w:w="80"/>
               <w:right w:type="dxa" w:w="120"/>
             </w:tcMar>
           </w:tcPr>
@@ -290,20 +293,213 @@
               <w:right w:val="single" w:color="CCCCCC" w:sz="1"/>
             </w:tcBorders>
             <w:tcMar>
-              <w:top w:type="dxa" w:w="60"/>
+              <w:top w:type="dxa" w:w="80"/>
               <w:left w:type="dxa" w:w="120"/>
-              <w:bottom w:type="dxa" w:w="60"/>
+              <w:bottom w:type="dxa" w:w="80"/>
               <w:right w:type="dxa" w:w="120"/>
             </w:tcMar>
           </w:tcPr>
           <w:p>
-            <w:r>
-              <w:rPr>
-                <w:rFonts w:ascii="Arial" w:cs="Arial" w:eastAsia="Arial" w:hAnsi="Arial"/>
-                <w:sz w:val="20"/>
-                <w:szCs w:val="20"/>
+            <w:pPr>
+              <w:spacing w:after="80" w:before="80"/>
+            </w:pPr>
+            <w:r>
+              <w:rPr>
+                <w:rFonts w:ascii="Arial" w:cs="Arial" w:eastAsia="Arial" w:hAnsi="Arial"/>
+                <w:b/>
+                <w:bCs/>
+                <w:i w:val="false"/>
+                <w:iCs w:val="false"/>
+                <w:color w:val="000000"/>
+                <w:sz w:val="22"/>
+                <w:szCs w:val="22"/>
               </w:rPr>
               <w:t xml:space="preserve">Bell Ringer / Review</w:t>
+            </w:r>
+            <w:r>
+              <w:rPr>
+                <w:rFonts w:ascii="Arial" w:cs="Arial" w:eastAsia="Arial" w:hAnsi="Arial"/>
+                <w:sz w:val="20"/>
+                <w:szCs w:val="20"/>
+              </w:rPr>
+              <w:br/>
+              <w:t xml:space="preserve"/>
+            </w:r>
+            <w:r>
+              <w:rPr>
+                <w:rFonts w:ascii="Arial" w:cs="Arial" w:eastAsia="Arial" w:hAnsi="Arial"/>
+                <w:sz w:val="20"/>
+                <w:szCs w:val="20"/>
+              </w:rPr>
+              <w:br/>
+              <w:t xml:space="preserve"/>
+            </w:r>
+            <w:r>
+              <w:rPr>
+                <w:rFonts w:ascii="Arial" w:cs="Arial" w:eastAsia="Arial" w:hAnsi="Arial"/>
+                <w:b/>
+                <w:bCs/>
+                <w:i w:val="false"/>
+                <w:iCs w:val="false"/>
+                <w:color w:val="000000"/>
+                <w:sz w:val="20"/>
+                <w:szCs w:val="20"/>
+              </w:rPr>
+              <w:t xml:space="preserve">Quick Write </w:t>
+            </w:r>
+            <w:r>
+              <w:rPr>
+                <w:rFonts w:ascii="Arial" w:cs="Arial" w:eastAsia="Arial" w:hAnsi="Arial"/>
+                <w:b w:val="false"/>
+                <w:bCs w:val="false"/>
+                <w:i w:val="false"/>
+                <w:iCs w:val="false"/>
+                <w:color w:val="000000"/>
+                <w:sz w:val="20"/>
+                <w:szCs w:val="20"/>
+              </w:rPr>
+              <w:t xml:space="preserve">(3 min — written or verbal):</w:t>
+            </w:r>
+            <w:r>
+              <w:rPr>
+                <w:rFonts w:ascii="Arial" w:cs="Arial" w:eastAsia="Arial" w:hAnsi="Arial"/>
+                <w:sz w:val="20"/>
+                <w:szCs w:val="20"/>
+              </w:rPr>
+              <w:br/>
+              <w:t xml:space="preserve"/>
+            </w:r>
+            <w:r>
+              <w:rPr>
+                <w:rFonts w:ascii="Arial" w:cs="Arial" w:eastAsia="Arial" w:hAnsi="Arial"/>
+                <w:b w:val="false"/>
+                <w:bCs w:val="false"/>
+                <w:i w:val="false"/>
+                <w:iCs w:val="false"/>
+                <w:color w:val="000000"/>
+                <w:sz w:val="20"/>
+                <w:szCs w:val="20"/>
+              </w:rPr>
+              <w:t xml:space="preserve">    What do you already know about how to write clear, professional documentation including README and user guides?</w:t>
+            </w:r>
+            <w:r>
+              <w:rPr>
+                <w:rFonts w:ascii="Arial" w:cs="Arial" w:eastAsia="Arial" w:hAnsi="Arial"/>
+                <w:sz w:val="20"/>
+                <w:szCs w:val="20"/>
+              </w:rPr>
+              <w:br/>
+              <w:t xml:space="preserve"/>
+            </w:r>
+            <w:r>
+              <w:rPr>
+                <w:rFonts w:ascii="Arial" w:cs="Arial" w:eastAsia="Arial" w:hAnsi="Arial"/>
+                <w:sz w:val="20"/>
+                <w:szCs w:val="20"/>
+              </w:rPr>
+              <w:br/>
+              <w:t xml:space="preserve"/>
+            </w:r>
+            <w:r>
+              <w:rPr>
+                <w:rFonts w:ascii="Arial" w:cs="Arial" w:eastAsia="Arial" w:hAnsi="Arial"/>
+                <w:b/>
+                <w:bCs/>
+                <w:i w:val="false"/>
+                <w:iCs w:val="false"/>
+                <w:color w:val="000000"/>
+                <w:sz w:val="20"/>
+                <w:szCs w:val="20"/>
+              </w:rPr>
+              <w:t xml:space="preserve">Vocabulary Preview — </w:t>
+            </w:r>
+            <w:r>
+              <w:rPr>
+                <w:rFonts w:ascii="Arial" w:cs="Arial" w:eastAsia="Arial" w:hAnsi="Arial"/>
+                <w:b w:val="false"/>
+                <w:bCs w:val="false"/>
+                <w:i w:val="false"/>
+                <w:iCs w:val="false"/>
+                <w:color w:val="000000"/>
+                <w:sz w:val="20"/>
+                <w:szCs w:val="20"/>
+              </w:rPr>
+              <w:t xml:space="preserve">terms we'll use today:</w:t>
+            </w:r>
+            <w:r>
+              <w:rPr>
+                <w:rFonts w:ascii="Arial" w:cs="Arial" w:eastAsia="Arial" w:hAnsi="Arial"/>
+                <w:sz w:val="20"/>
+                <w:szCs w:val="20"/>
+              </w:rPr>
+              <w:br/>
+              <w:t xml:space="preserve"/>
+            </w:r>
+            <w:r>
+              <w:rPr>
+                <w:rFonts w:ascii="Arial" w:cs="Arial" w:eastAsia="Arial" w:hAnsi="Arial"/>
+                <w:b w:val="false"/>
+                <w:bCs w:val="false"/>
+                <w:i w:val="false"/>
+                <w:iCs w:val="false"/>
+                <w:color w:val="000000"/>
+                <w:sz w:val="20"/>
+                <w:szCs w:val="20"/>
+              </w:rPr>
+              <w:t xml:space="preserve">    • 1. README (Project Overview)   •   2. User Guide (How to Use)</w:t>
+            </w:r>
+            <w:r>
+              <w:rPr>
+                <w:rFonts w:ascii="Arial" w:cs="Arial" w:eastAsia="Arial" w:hAnsi="Arial"/>
+                <w:sz w:val="20"/>
+                <w:szCs w:val="20"/>
+              </w:rPr>
+              <w:br/>
+              <w:t xml:space="preserve"/>
+            </w:r>
+            <w:r>
+              <w:rPr>
+                <w:rFonts w:ascii="Arial" w:cs="Arial" w:eastAsia="Arial" w:hAnsi="Arial"/>
+                <w:sz w:val="20"/>
+                <w:szCs w:val="20"/>
+              </w:rPr>
+              <w:br/>
+              <w:t xml:space="preserve"/>
+            </w:r>
+            <w:r>
+              <w:rPr>
+                <w:rFonts w:ascii="Arial" w:cs="Arial" w:eastAsia="Arial" w:hAnsi="Arial"/>
+                <w:b w:val="false"/>
+                <w:bCs w:val="false"/>
+                <w:i/>
+                <w:iCs/>
+                <w:color w:val="444444"/>
+                <w:sz w:val="20"/>
+                <w:szCs w:val="20"/>
+              </w:rPr>
+              <w:t xml:space="preserve">Today's Goal: By the end of class you will be able to write clear, professional documentation including README and user guides.</w:t>
+            </w:r>
+            <w:r>
+              <w:rPr>
+                <w:rFonts w:ascii="Arial" w:cs="Arial" w:eastAsia="Arial" w:hAnsi="Arial"/>
+                <w:sz w:val="20"/>
+                <w:szCs w:val="20"/>
+              </w:rPr>
+              <w:br/>
+              <w:t xml:space="preserve"/>
+            </w:r>
+            <w:r>
+              <w:rPr>
+                <w:rFonts w:ascii="Arial" w:cs="Arial" w:eastAsia="Arial" w:hAnsi="Arial"/>
+                <w:b w:val="false"/>
+                <w:bCs w:val="false"/>
+                <w:i/>
+                <w:iCs/>
+                <w:color w:val="555555"/>
+                <w:sz w:val="20"/>
+                <w:szCs w:val="20"/>
+              </w:rPr>
+              <w:t xml:space="preserve">→ Pair-share your response, then 2–3 students share with the class.</w:t>
             </w:r>
           </w:p>
         </w:tc>
@@ -319,9 +515,9 @@
               <w:right w:val="single" w:color="CCCCCC" w:sz="1"/>
             </w:tcBorders>
             <w:tcMar>
-              <w:top w:type="dxa" w:w="60"/>
+              <w:top w:type="dxa" w:w="80"/>
               <w:left w:type="dxa" w:w="120"/>
-              <w:bottom w:type="dxa" w:w="60"/>
+              <w:bottom w:type="dxa" w:w="80"/>
               <w:right w:type="dxa" w:w="120"/>
             </w:tcMar>
           </w:tcPr>
@@ -348,20 +544,468 @@
               <w:right w:val="single" w:color="CCCCCC" w:sz="1"/>
             </w:tcBorders>
             <w:tcMar>
-              <w:top w:type="dxa" w:w="60"/>
+              <w:top w:type="dxa" w:w="80"/>
               <w:left w:type="dxa" w:w="120"/>
-              <w:bottom w:type="dxa" w:w="60"/>
+              <w:bottom w:type="dxa" w:w="80"/>
               <w:right w:type="dxa" w:w="120"/>
             </w:tcMar>
           </w:tcPr>
           <w:p>
-            <w:r>
-              <w:rPr>
-                <w:rFonts w:ascii="Arial" w:cs="Arial" w:eastAsia="Arial" w:hAnsi="Arial"/>
-                <w:sz w:val="20"/>
-                <w:szCs w:val="20"/>
-              </w:rPr>
-              <w:t xml:space="preserve">Mini Lesson: Writing Project Documentation</w:t>
+            <w:pPr>
+              <w:spacing w:after="80" w:before="80"/>
+            </w:pPr>
+            <w:r>
+              <w:rPr>
+                <w:rFonts w:ascii="Arial" w:cs="Arial" w:eastAsia="Arial" w:hAnsi="Arial"/>
+                <w:b/>
+                <w:bCs/>
+                <w:i w:val="false"/>
+                <w:iCs w:val="false"/>
+                <w:color w:val="000000"/>
+                <w:sz w:val="22"/>
+                <w:szCs w:val="22"/>
+              </w:rPr>
+              <w:t xml:space="preserve">Mini Lesson: </w:t>
+            </w:r>
+            <w:r>
+              <w:rPr>
+                <w:rFonts w:ascii="Arial" w:cs="Arial" w:eastAsia="Arial" w:hAnsi="Arial"/>
+                <w:b w:val="false"/>
+                <w:bCs w:val="false"/>
+                <w:i w:val="false"/>
+                <w:iCs w:val="false"/>
+                <w:color w:val="000000"/>
+                <w:sz w:val="22"/>
+                <w:szCs w:val="22"/>
+              </w:rPr>
+              <w:t xml:space="preserve">Writing Project Documentation</w:t>
+            </w:r>
+            <w:r>
+              <w:rPr>
+                <w:rFonts w:ascii="Arial" w:cs="Arial" w:eastAsia="Arial" w:hAnsi="Arial"/>
+                <w:sz w:val="20"/>
+                <w:szCs w:val="20"/>
+              </w:rPr>
+              <w:br/>
+              <w:t xml:space="preserve"/>
+            </w:r>
+            <w:r>
+              <w:rPr>
+                <w:rFonts w:ascii="Arial" w:cs="Arial" w:eastAsia="Arial" w:hAnsi="Arial"/>
+                <w:sz w:val="20"/>
+                <w:szCs w:val="20"/>
+              </w:rPr>
+              <w:br/>
+              <w:t xml:space="preserve"/>
+            </w:r>
+            <w:r>
+              <w:rPr>
+                <w:rFonts w:ascii="Arial" w:cs="Arial" w:eastAsia="Arial" w:hAnsi="Arial"/>
+                <w:b/>
+                <w:bCs/>
+                <w:i/>
+                <w:iCs/>
+                <w:color w:val="000000"/>
+                <w:sz w:val="20"/>
+                <w:szCs w:val="20"/>
+              </w:rPr>
+              <w:t xml:space="preserve">Learning Target: </w:t>
+            </w:r>
+            <w:r>
+              <w:rPr>
+                <w:rFonts w:ascii="Arial" w:cs="Arial" w:eastAsia="Arial" w:hAnsi="Arial"/>
+                <w:b w:val="false"/>
+                <w:bCs w:val="false"/>
+                <w:i/>
+                <w:iCs/>
+                <w:color w:val="333333"/>
+                <w:sz w:val="20"/>
+                <w:szCs w:val="20"/>
+              </w:rPr>
+              <w:t xml:space="preserve">I can write clear, professional documentation including README and user guides.</w:t>
+            </w:r>
+            <w:r>
+              <w:rPr>
+                <w:rFonts w:ascii="Arial" w:cs="Arial" w:eastAsia="Arial" w:hAnsi="Arial"/>
+                <w:sz w:val="20"/>
+                <w:szCs w:val="20"/>
+              </w:rPr>
+              <w:br/>
+              <w:t xml:space="preserve"/>
+            </w:r>
+            <w:r>
+              <w:rPr>
+                <w:rFonts w:ascii="Arial" w:cs="Arial" w:eastAsia="Arial" w:hAnsi="Arial"/>
+                <w:sz w:val="20"/>
+                <w:szCs w:val="20"/>
+              </w:rPr>
+              <w:br/>
+              <w:t xml:space="preserve"/>
+            </w:r>
+            <w:r>
+              <w:rPr>
+                <w:rFonts w:ascii="Arial" w:cs="Arial" w:eastAsia="Arial" w:hAnsi="Arial"/>
+                <w:b w:val="false"/>
+                <w:bCs w:val="false"/>
+                <w:i w:val="false"/>
+                <w:iCs w:val="false"/>
+                <w:color w:val="000000"/>
+                <w:sz w:val="20"/>
+                <w:szCs w:val="20"/>
+              </w:rPr>
+              <w:t xml:space="preserve">3. Technical Documentation (How It Works)</w:t>
+            </w:r>
+            <w:r>
+              <w:rPr>
+                <w:rFonts w:ascii="Arial" w:cs="Arial" w:eastAsia="Arial" w:hAnsi="Arial"/>
+                <w:sz w:val="20"/>
+                <w:szCs w:val="20"/>
+              </w:rPr>
+              <w:br/>
+              <w:t xml:space="preserve"/>
+            </w:r>
+            <w:r>
+              <w:rPr>
+                <w:rFonts w:ascii="Arial" w:cs="Arial" w:eastAsia="Arial" w:hAnsi="Arial"/>
+                <w:b w:val="false"/>
+                <w:bCs w:val="false"/>
+                <w:i w:val="false"/>
+                <w:iCs w:val="false"/>
+                <w:color w:val="000000"/>
+                <w:sz w:val="20"/>
+                <w:szCs w:val="20"/>
+              </w:rPr>
+              <w:t xml:space="preserve">Enter scores (type 'done' when finished):</w:t>
+            </w:r>
+            <w:r>
+              <w:rPr>
+                <w:rFonts w:ascii="Arial" w:cs="Arial" w:eastAsia="Arial" w:hAnsi="Arial"/>
+                <w:sz w:val="20"/>
+                <w:szCs w:val="20"/>
+              </w:rPr>
+              <w:br/>
+              <w:t xml:space="preserve"/>
+            </w:r>
+            <w:r>
+              <w:rPr>
+                <w:rFonts w:ascii="Arial" w:cs="Arial" w:eastAsia="Arial" w:hAnsi="Arial"/>
+                <w:sz w:val="20"/>
+                <w:szCs w:val="20"/>
+              </w:rPr>
+              <w:br/>
+              <w:t xml:space="preserve"/>
+            </w:r>
+            <w:r>
+              <w:rPr>
+                <w:rFonts w:ascii="Arial" w:cs="Arial" w:eastAsia="Arial" w:hAnsi="Arial"/>
+                <w:b/>
+                <w:bCs/>
+                <w:i w:val="false"/>
+                <w:iCs w:val="false"/>
+                <w:color w:val="000000"/>
+                <w:sz w:val="20"/>
+                <w:szCs w:val="20"/>
+              </w:rPr>
+              <w:t xml:space="preserve">Key Concepts:</w:t>
+            </w:r>
+            <w:r>
+              <w:rPr>
+                <w:rFonts w:ascii="Arial" w:cs="Arial" w:eastAsia="Arial" w:hAnsi="Arial"/>
+                <w:sz w:val="20"/>
+                <w:szCs w:val="20"/>
+              </w:rPr>
+              <w:br/>
+              <w:t xml:space="preserve"/>
+            </w:r>
+            <w:r>
+              <w:rPr>
+                <w:rFonts w:ascii="Arial" w:cs="Arial" w:eastAsia="Arial" w:hAnsi="Arial"/>
+                <w:b w:val="false"/>
+                <w:bCs w:val="false"/>
+                <w:i w:val="false"/>
+                <w:iCs w:val="false"/>
+                <w:color w:val="000000"/>
+                <w:sz w:val="20"/>
+                <w:szCs w:val="20"/>
+              </w:rPr>
+              <w:t xml:space="preserve">    • What the program does</w:t>
+            </w:r>
+            <w:r>
+              <w:rPr>
+                <w:rFonts w:ascii="Arial" w:cs="Arial" w:eastAsia="Arial" w:hAnsi="Arial"/>
+                <w:sz w:val="20"/>
+                <w:szCs w:val="20"/>
+              </w:rPr>
+              <w:br/>
+              <w:t xml:space="preserve"/>
+            </w:r>
+            <w:r>
+              <w:rPr>
+                <w:rFonts w:ascii="Arial" w:cs="Arial" w:eastAsia="Arial" w:hAnsi="Arial"/>
+                <w:b w:val="false"/>
+                <w:bCs w:val="false"/>
+                <w:i w:val="false"/>
+                <w:iCs w:val="false"/>
+                <w:color w:val="000000"/>
+                <w:sz w:val="20"/>
+                <w:szCs w:val="20"/>
+              </w:rPr>
+              <w:t xml:space="preserve">    • How to run it</w:t>
+            </w:r>
+            <w:r>
+              <w:rPr>
+                <w:rFonts w:ascii="Arial" w:cs="Arial" w:eastAsia="Arial" w:hAnsi="Arial"/>
+                <w:sz w:val="20"/>
+                <w:szCs w:val="20"/>
+              </w:rPr>
+              <w:br/>
+              <w:t xml:space="preserve"/>
+            </w:r>
+            <w:r>
+              <w:rPr>
+                <w:rFonts w:ascii="Arial" w:cs="Arial" w:eastAsia="Arial" w:hAnsi="Arial"/>
+                <w:b w:val="false"/>
+                <w:bCs w:val="false"/>
+                <w:i w:val="false"/>
+                <w:iCs w:val="false"/>
+                <w:color w:val="000000"/>
+                <w:sz w:val="20"/>
+                <w:szCs w:val="20"/>
+              </w:rPr>
+              <w:t xml:space="preserve">    • Requirements</w:t>
+            </w:r>
+            <w:r>
+              <w:rPr>
+                <w:rFonts w:ascii="Arial" w:cs="Arial" w:eastAsia="Arial" w:hAnsi="Arial"/>
+                <w:sz w:val="20"/>
+                <w:szCs w:val="20"/>
+              </w:rPr>
+              <w:br/>
+              <w:t xml:space="preserve"/>
+            </w:r>
+            <w:r>
+              <w:rPr>
+                <w:rFonts w:ascii="Arial" w:cs="Arial" w:eastAsia="Arial" w:hAnsi="Arial"/>
+                <w:b w:val="false"/>
+                <w:bCs w:val="false"/>
+                <w:i w:val="false"/>
+                <w:iCs w:val="false"/>
+                <w:color w:val="000000"/>
+                <w:sz w:val="20"/>
+                <w:szCs w:val="20"/>
+              </w:rPr>
+              <w:t xml:space="preserve">    • Example usage</w:t>
+            </w:r>
+            <w:r>
+              <w:rPr>
+                <w:rFonts w:ascii="Arial" w:cs="Arial" w:eastAsia="Arial" w:hAnsi="Arial"/>
+                <w:sz w:val="20"/>
+                <w:szCs w:val="20"/>
+              </w:rPr>
+              <w:br/>
+              <w:t xml:space="preserve"/>
+            </w:r>
+            <w:r>
+              <w:rPr>
+                <w:rFonts w:ascii="Arial" w:cs="Arial" w:eastAsia="Arial" w:hAnsi="Arial"/>
+                <w:b w:val="false"/>
+                <w:bCs w:val="false"/>
+                <w:i w:val="false"/>
+                <w:iCs w:val="false"/>
+                <w:color w:val="000000"/>
+                <w:sz w:val="20"/>
+                <w:szCs w:val="20"/>
+              </w:rPr>
+              <w:t xml:space="preserve">    • Step-by-step instructions</w:t>
+            </w:r>
+            <w:r>
+              <w:rPr>
+                <w:rFonts w:ascii="Arial" w:cs="Arial" w:eastAsia="Arial" w:hAnsi="Arial"/>
+                <w:sz w:val="20"/>
+                <w:szCs w:val="20"/>
+              </w:rPr>
+              <w:br/>
+              <w:t xml:space="preserve"/>
+            </w:r>
+            <w:r>
+              <w:rPr>
+                <w:rFonts w:ascii="Arial" w:cs="Arial" w:eastAsia="Arial" w:hAnsi="Arial"/>
+                <w:b w:val="false"/>
+                <w:bCs w:val="false"/>
+                <w:i w:val="false"/>
+                <w:iCs w:val="false"/>
+                <w:color w:val="000000"/>
+                <w:sz w:val="20"/>
+                <w:szCs w:val="20"/>
+              </w:rPr>
+              <w:t xml:space="preserve">    • Menus and options</w:t>
+            </w:r>
+            <w:r>
+              <w:rPr>
+                <w:rFonts w:ascii="Arial" w:cs="Arial" w:eastAsia="Arial" w:hAnsi="Arial"/>
+                <w:sz w:val="20"/>
+                <w:szCs w:val="20"/>
+              </w:rPr>
+              <w:br/>
+              <w:t xml:space="preserve"/>
+            </w:r>
+            <w:r>
+              <w:rPr>
+                <w:rFonts w:ascii="Arial" w:cs="Arial" w:eastAsia="Arial" w:hAnsi="Arial"/>
+                <w:b w:val="false"/>
+                <w:bCs w:val="false"/>
+                <w:i w:val="false"/>
+                <w:iCs w:val="false"/>
+                <w:color w:val="000000"/>
+                <w:sz w:val="20"/>
+                <w:szCs w:val="20"/>
+              </w:rPr>
+              <w:t xml:space="preserve">    • Examples with sample data</w:t>
+            </w:r>
+            <w:r>
+              <w:rPr>
+                <w:rFonts w:ascii="Arial" w:cs="Arial" w:eastAsia="Arial" w:hAnsi="Arial"/>
+                <w:sz w:val="20"/>
+                <w:szCs w:val="20"/>
+              </w:rPr>
+              <w:br/>
+              <w:t xml:space="preserve"/>
+            </w:r>
+            <w:r>
+              <w:rPr>
+                <w:rFonts w:ascii="Arial" w:cs="Arial" w:eastAsia="Arial" w:hAnsi="Arial"/>
+                <w:b w:val="false"/>
+                <w:bCs w:val="false"/>
+                <w:i w:val="false"/>
+                <w:iCs w:val="false"/>
+                <w:color w:val="000000"/>
+                <w:sz w:val="20"/>
+                <w:szCs w:val="20"/>
+              </w:rPr>
+              <w:t xml:space="preserve">    • Function descriptions</w:t>
+            </w:r>
+            <w:r>
+              <w:rPr>
+                <w:rFonts w:ascii="Arial" w:cs="Arial" w:eastAsia="Arial" w:hAnsi="Arial"/>
+                <w:sz w:val="20"/>
+                <w:szCs w:val="20"/>
+              </w:rPr>
+              <w:br/>
+              <w:t xml:space="preserve"/>
+            </w:r>
+            <w:r>
+              <w:rPr>
+                <w:rFonts w:ascii="Arial" w:cs="Arial" w:eastAsia="Arial" w:hAnsi="Arial"/>
+                <w:sz w:val="20"/>
+                <w:szCs w:val="20"/>
+              </w:rPr>
+              <w:br/>
+              <w:t xml:space="preserve"/>
+            </w:r>
+            <w:r>
+              <w:rPr>
+                <w:rFonts w:ascii="Arial" w:cs="Arial" w:eastAsia="Arial" w:hAnsi="Arial"/>
+                <w:b/>
+                <w:bCs/>
+                <w:i w:val="false"/>
+                <w:iCs w:val="false"/>
+                <w:color w:val="000000"/>
+                <w:sz w:val="20"/>
+                <w:szCs w:val="20"/>
+              </w:rPr>
+              <w:t xml:space="preserve">Vocabulary: </w:t>
+            </w:r>
+            <w:r>
+              <w:rPr>
+                <w:rFonts w:ascii="Arial" w:cs="Arial" w:eastAsia="Arial" w:hAnsi="Arial"/>
+                <w:b w:val="false"/>
+                <w:bCs w:val="false"/>
+                <w:i w:val="false"/>
+                <w:iCs w:val="false"/>
+                <w:color w:val="000000"/>
+                <w:sz w:val="20"/>
+                <w:szCs w:val="20"/>
+              </w:rPr>
+              <w:t xml:space="preserve">1. README (Project Overview), 2. User Guide (How to Use)</w:t>
+            </w:r>
+            <w:r>
+              <w:rPr>
+                <w:rFonts w:ascii="Arial" w:cs="Arial" w:eastAsia="Arial" w:hAnsi="Arial"/>
+                <w:sz w:val="20"/>
+                <w:szCs w:val="20"/>
+              </w:rPr>
+              <w:br/>
+              <w:t xml:space="preserve"/>
+            </w:r>
+            <w:r>
+              <w:rPr>
+                <w:rFonts w:ascii="Arial" w:cs="Arial" w:eastAsia="Arial" w:hAnsi="Arial"/>
+                <w:sz w:val="20"/>
+                <w:szCs w:val="20"/>
+              </w:rPr>
+              <w:br/>
+              <w:t xml:space="preserve"/>
+            </w:r>
+            <w:r>
+              <w:rPr>
+                <w:rFonts w:ascii="Arial" w:cs="Arial" w:eastAsia="Arial" w:hAnsi="Arial"/>
+                <w:b/>
+                <w:bCs/>
+                <w:i/>
+                <w:iCs/>
+                <w:color w:val="555555"/>
+                <w:sz w:val="20"/>
+                <w:szCs w:val="20"/>
+              </w:rPr>
+              <w:t xml:space="preserve">→ Live Demo — </w:t>
+            </w:r>
+            <w:r>
+              <w:rPr>
+                <w:rFonts w:ascii="Arial" w:cs="Arial" w:eastAsia="Arial" w:hAnsi="Arial"/>
+                <w:b w:val="false"/>
+                <w:bCs w:val="false"/>
+                <w:i/>
+                <w:iCs/>
+                <w:color w:val="555555"/>
+                <w:sz w:val="20"/>
+                <w:szCs w:val="20"/>
+              </w:rPr>
+              <w:t xml:space="preserve">type examples as students follow along in their own editor.</w:t>
+            </w:r>
+            <w:r>
+              <w:rPr>
+                <w:rFonts w:ascii="Arial" w:cs="Arial" w:eastAsia="Arial" w:hAnsi="Arial"/>
+                <w:sz w:val="20"/>
+                <w:szCs w:val="20"/>
+              </w:rPr>
+              <w:br/>
+              <w:t xml:space="preserve"/>
+            </w:r>
+            <w:r>
+              <w:rPr>
+                <w:rFonts w:ascii="Arial" w:cs="Arial" w:eastAsia="Arial" w:hAnsi="Arial"/>
+                <w:b/>
+                <w:bCs/>
+                <w:i/>
+                <w:iCs/>
+                <w:color w:val="555555"/>
+                <w:sz w:val="20"/>
+                <w:szCs w:val="20"/>
+              </w:rPr>
+              <w:t xml:space="preserve">→ Check for Understanding: </w:t>
+            </w:r>
+            <w:r>
+              <w:rPr>
+                <w:rFonts w:ascii="Arial" w:cs="Arial" w:eastAsia="Arial" w:hAnsi="Arial"/>
+                <w:b w:val="false"/>
+                <w:bCs w:val="false"/>
+                <w:i/>
+                <w:iCs/>
+                <w:color w:val="555555"/>
+                <w:sz w:val="20"/>
+                <w:szCs w:val="20"/>
+              </w:rPr>
+              <w:t xml:space="preserve">pause and cold-call: “Can someone explain what we just did in their own words?”</w:t>
             </w:r>
           </w:p>
         </w:tc>
@@ -377,9 +1021,9 @@
               <w:right w:val="single" w:color="CCCCCC" w:sz="1"/>
             </w:tcBorders>
             <w:tcMar>
-              <w:top w:type="dxa" w:w="60"/>
+              <w:top w:type="dxa" w:w="80"/>
               <w:left w:type="dxa" w:w="120"/>
-              <w:bottom w:type="dxa" w:w="60"/>
+              <w:bottom w:type="dxa" w:w="80"/>
               <w:right w:type="dxa" w:w="120"/>
             </w:tcMar>
           </w:tcPr>
@@ -406,20 +1050,90 @@
               <w:right w:val="single" w:color="CCCCCC" w:sz="1"/>
             </w:tcBorders>
             <w:tcMar>
-              <w:top w:type="dxa" w:w="60"/>
+              <w:top w:type="dxa" w:w="80"/>
               <w:left w:type="dxa" w:w="120"/>
-              <w:bottom w:type="dxa" w:w="60"/>
+              <w:bottom w:type="dxa" w:w="80"/>
               <w:right w:type="dxa" w:w="120"/>
             </w:tcMar>
           </w:tcPr>
           <w:p>
-            <w:r>
-              <w:rPr>
-                <w:rFonts w:ascii="Arial" w:cs="Arial" w:eastAsia="Arial" w:hAnsi="Arial"/>
-                <w:sz w:val="20"/>
-                <w:szCs w:val="20"/>
+            <w:pPr>
+              <w:spacing w:after="80" w:before="80"/>
+            </w:pPr>
+            <w:r>
+              <w:rPr>
+                <w:rFonts w:ascii="Arial" w:cs="Arial" w:eastAsia="Arial" w:hAnsi="Arial"/>
+                <w:b/>
+                <w:bCs/>
+                <w:i w:val="false"/>
+                <w:iCs w:val="false"/>
+                <w:color w:val="000000"/>
+                <w:sz w:val="22"/>
+                <w:szCs w:val="22"/>
               </w:rPr>
               <w:t xml:space="preserve">Guided Practice</w:t>
+            </w:r>
+            <w:r>
+              <w:rPr>
+                <w:rFonts w:ascii="Arial" w:cs="Arial" w:eastAsia="Arial" w:hAnsi="Arial"/>
+                <w:sz w:val="20"/>
+                <w:szCs w:val="20"/>
+              </w:rPr>
+              <w:br/>
+              <w:t xml:space="preserve"/>
+            </w:r>
+            <w:r>
+              <w:rPr>
+                <w:rFonts w:ascii="Arial" w:cs="Arial" w:eastAsia="Arial" w:hAnsi="Arial"/>
+                <w:sz w:val="20"/>
+                <w:szCs w:val="20"/>
+              </w:rPr>
+              <w:br/>
+              <w:t xml:space="preserve"/>
+            </w:r>
+            <w:r>
+              <w:rPr>
+                <w:rFonts w:ascii="Arial" w:cs="Arial" w:eastAsia="Arial" w:hAnsi="Arial"/>
+                <w:b w:val="false"/>
+                <w:bCs w:val="false"/>
+                <w:i w:val="false"/>
+                <w:iCs w:val="false"/>
+                <w:color w:val="000000"/>
+                <w:sz w:val="20"/>
+                <w:szCs w:val="20"/>
+              </w:rPr>
+              <w:t xml:space="preserve">Step 1: Write README (20 min)</w:t>
+            </w:r>
+            <w:r>
+              <w:rPr>
+                <w:rFonts w:ascii="Arial" w:cs="Arial" w:eastAsia="Arial" w:hAnsi="Arial"/>
+                <w:sz w:val="20"/>
+                <w:szCs w:val="20"/>
+              </w:rPr>
+              <w:br/>
+              <w:t xml:space="preserve"/>
+            </w:r>
+            <w:r>
+              <w:rPr>
+                <w:rFonts w:ascii="Arial" w:cs="Arial" w:eastAsia="Arial" w:hAnsi="Arial"/>
+                <w:sz w:val="20"/>
+                <w:szCs w:val="20"/>
+              </w:rPr>
+              <w:br/>
+              <w:t xml:space="preserve"/>
+            </w:r>
+            <w:r>
+              <w:rPr>
+                <w:rFonts w:ascii="Arial" w:cs="Arial" w:eastAsia="Arial" w:hAnsi="Arial"/>
+                <w:b w:val="false"/>
+                <w:bCs w:val="false"/>
+                <w:i/>
+                <w:iCs/>
+                <w:color w:val="555555"/>
+                <w:sz w:val="20"/>
+                <w:szCs w:val="20"/>
+              </w:rPr>
+              <w:t xml:space="preserve">→ Teacher models — students try alongside, then compare results.</w:t>
             </w:r>
           </w:p>
         </w:tc>
@@ -435,9 +1149,9 @@
               <w:right w:val="single" w:color="CCCCCC" w:sz="1"/>
             </w:tcBorders>
             <w:tcMar>
-              <w:top w:type="dxa" w:w="60"/>
+              <w:top w:type="dxa" w:w="80"/>
               <w:left w:type="dxa" w:w="120"/>
-              <w:bottom w:type="dxa" w:w="60"/>
+              <w:bottom w:type="dxa" w:w="80"/>
               <w:right w:type="dxa" w:w="120"/>
             </w:tcMar>
           </w:tcPr>
@@ -450,7 +1164,7 @@
                 <w:sz w:val="20"/>
                 <w:szCs w:val="20"/>
               </w:rPr>
-              <w:t xml:space="preserve">15-20 min</w:t>
+              <w:t xml:space="preserve">15–20 min</w:t>
             </w:r>
           </w:p>
         </w:tc>
@@ -464,20 +1178,81 @@
               <w:right w:val="single" w:color="CCCCCC" w:sz="1"/>
             </w:tcBorders>
             <w:tcMar>
-              <w:top w:type="dxa" w:w="60"/>
+              <w:top w:type="dxa" w:w="80"/>
               <w:left w:type="dxa" w:w="120"/>
-              <w:bottom w:type="dxa" w:w="60"/>
+              <w:bottom w:type="dxa" w:w="80"/>
               <w:right w:type="dxa" w:w="120"/>
             </w:tcMar>
           </w:tcPr>
           <w:p>
-            <w:r>
-              <w:rPr>
-                <w:rFonts w:ascii="Arial" w:cs="Arial" w:eastAsia="Arial" w:hAnsi="Arial"/>
-                <w:sz w:val="20"/>
-                <w:szCs w:val="20"/>
+            <w:pPr>
+              <w:spacing w:after="80" w:before="80"/>
+            </w:pPr>
+            <w:r>
+              <w:rPr>
+                <w:rFonts w:ascii="Arial" w:cs="Arial" w:eastAsia="Arial" w:hAnsi="Arial"/>
+                <w:b/>
+                <w:bCs/>
+                <w:i w:val="false"/>
+                <w:iCs w:val="false"/>
+                <w:color w:val="000000"/>
+                <w:sz w:val="22"/>
+                <w:szCs w:val="22"/>
               </w:rPr>
               <w:t xml:space="preserve">Independent Practice / Code Along</w:t>
+            </w:r>
+            <w:r>
+              <w:rPr>
+                <w:rFonts w:ascii="Arial" w:cs="Arial" w:eastAsia="Arial" w:hAnsi="Arial"/>
+                <w:sz w:val="20"/>
+                <w:szCs w:val="20"/>
+              </w:rPr>
+              <w:br/>
+              <w:t xml:space="preserve"/>
+            </w:r>
+            <w:r>
+              <w:rPr>
+                <w:rFonts w:ascii="Arial" w:cs="Arial" w:eastAsia="Arial" w:hAnsi="Arial"/>
+                <w:b w:val="false"/>
+                <w:bCs w:val="false"/>
+                <w:i w:val="false"/>
+                <w:iCs w:val="false"/>
+                <w:color w:val="000000"/>
+                <w:sz w:val="20"/>
+                <w:szCs w:val="20"/>
+              </w:rPr>
+              <w:t xml:space="preserve">    Work through problems from the day's exercise set.</w:t>
+            </w:r>
+            <w:r>
+              <w:rPr>
+                <w:rFonts w:ascii="Arial" w:cs="Arial" w:eastAsia="Arial" w:hAnsi="Arial"/>
+                <w:sz w:val="20"/>
+                <w:szCs w:val="20"/>
+              </w:rPr>
+              <w:br/>
+              <w:t xml:space="preserve"/>
+            </w:r>
+            <w:r>
+              <w:rPr>
+                <w:rFonts w:ascii="Arial" w:cs="Arial" w:eastAsia="Arial" w:hAnsi="Arial"/>
+                <w:sz w:val="20"/>
+                <w:szCs w:val="20"/>
+              </w:rPr>
+              <w:br/>
+              <w:t xml:space="preserve"/>
+            </w:r>
+            <w:r>
+              <w:rPr>
+                <w:rFonts w:ascii="Arial" w:cs="Arial" w:eastAsia="Arial" w:hAnsi="Arial"/>
+                <w:b w:val="false"/>
+                <w:bCs w:val="false"/>
+                <w:i/>
+                <w:iCs/>
+                <w:color w:val="555555"/>
+                <w:sz w:val="20"/>
+                <w:szCs w:val="20"/>
+              </w:rPr>
+              <w:t xml:space="preserve">→ Teacher circulates — offer hints, check for understanding.</w:t>
             </w:r>
           </w:p>
         </w:tc>
@@ -493,9 +1268,9 @@
               <w:right w:val="single" w:color="CCCCCC" w:sz="1"/>
             </w:tcBorders>
             <w:tcMar>
-              <w:top w:type="dxa" w:w="60"/>
+              <w:top w:type="dxa" w:w="80"/>
               <w:left w:type="dxa" w:w="120"/>
-              <w:bottom w:type="dxa" w:w="60"/>
+              <w:bottom w:type="dxa" w:w="80"/>
               <w:right w:type="dxa" w:w="120"/>
             </w:tcMar>
           </w:tcPr>
@@ -522,20 +1297,90 @@
               <w:right w:val="single" w:color="CCCCCC" w:sz="1"/>
             </w:tcBorders>
             <w:tcMar>
-              <w:top w:type="dxa" w:w="60"/>
+              <w:top w:type="dxa" w:w="80"/>
               <w:left w:type="dxa" w:w="120"/>
-              <w:bottom w:type="dxa" w:w="60"/>
+              <w:bottom w:type="dxa" w:w="80"/>
               <w:right w:type="dxa" w:w="120"/>
             </w:tcMar>
           </w:tcPr>
           <w:p>
-            <w:r>
-              <w:rPr>
-                <w:rFonts w:ascii="Arial" w:cs="Arial" w:eastAsia="Arial" w:hAnsi="Arial"/>
-                <w:sz w:val="20"/>
-                <w:szCs w:val="20"/>
+            <w:pPr>
+              <w:spacing w:after="80" w:before="80"/>
+            </w:pPr>
+            <w:r>
+              <w:rPr>
+                <w:rFonts w:ascii="Arial" w:cs="Arial" w:eastAsia="Arial" w:hAnsi="Arial"/>
+                <w:b/>
+                <w:bCs/>
+                <w:i w:val="false"/>
+                <w:iCs w:val="false"/>
+                <w:color w:val="000000"/>
+                <w:sz w:val="22"/>
+                <w:szCs w:val="22"/>
               </w:rPr>
               <w:t xml:space="preserve">Exit Ticket / Wrap-Up</w:t>
+            </w:r>
+            <w:r>
+              <w:rPr>
+                <w:rFonts w:ascii="Arial" w:cs="Arial" w:eastAsia="Arial" w:hAnsi="Arial"/>
+                <w:sz w:val="20"/>
+                <w:szCs w:val="20"/>
+              </w:rPr>
+              <w:br/>
+              <w:t xml:space="preserve"/>
+            </w:r>
+            <w:r>
+              <w:rPr>
+                <w:rFonts w:ascii="Arial" w:cs="Arial" w:eastAsia="Arial" w:hAnsi="Arial"/>
+                <w:sz w:val="20"/>
+                <w:szCs w:val="20"/>
+              </w:rPr>
+              <w:br/>
+              <w:t xml:space="preserve"/>
+            </w:r>
+            <w:r>
+              <w:rPr>
+                <w:rFonts w:ascii="Arial" w:cs="Arial" w:eastAsia="Arial" w:hAnsi="Arial"/>
+                <w:b w:val="false"/>
+                <w:bCs w:val="false"/>
+                <w:i w:val="false"/>
+                <w:iCs w:val="false"/>
+                <w:color w:val="000000"/>
+                <w:sz w:val="20"/>
+                <w:szCs w:val="20"/>
+              </w:rPr>
+              <w:t xml:space="preserve">Quick Check: Write clear, professional documentation including README and user guides?</w:t>
+            </w:r>
+            <w:r>
+              <w:rPr>
+                <w:rFonts w:ascii="Arial" w:cs="Arial" w:eastAsia="Arial" w:hAnsi="Arial"/>
+                <w:sz w:val="20"/>
+                <w:szCs w:val="20"/>
+              </w:rPr>
+              <w:br/>
+              <w:t xml:space="preserve"/>
+            </w:r>
+            <w:r>
+              <w:rPr>
+                <w:rFonts w:ascii="Arial" w:cs="Arial" w:eastAsia="Arial" w:hAnsi="Arial"/>
+                <w:sz w:val="20"/>
+                <w:szCs w:val="20"/>
+              </w:rPr>
+              <w:br/>
+              <w:t xml:space="preserve"/>
+            </w:r>
+            <w:r>
+              <w:rPr>
+                <w:rFonts w:ascii="Arial" w:cs="Arial" w:eastAsia="Arial" w:hAnsi="Arial"/>
+                <w:b w:val="false"/>
+                <w:bCs w:val="false"/>
+                <w:i/>
+                <w:iCs/>
+                <w:color w:val="555555"/>
+                <w:sz w:val="20"/>
+                <w:szCs w:val="20"/>
+              </w:rPr>
+              <w:t xml:space="preserve">→ 3–2–1: Name 3 things learned, 2 new vocab words, 1 question you still have.</w:t>
             </w:r>
           </w:p>
         </w:tc>
@@ -1226,7 +2071,7 @@
                 <w:sz w:val="18"/>
                 <w:szCs w:val="18"/>
               </w:rPr>
-              <w:t xml:space="preserve"># Grade Tracker</w:t>
+              <w:t xml:space="preserve">A Python program for students to track test scores, calculate averages, and generate grade reports.</w:t>
             </w:r>
           </w:p>
           <w:p>
@@ -1252,7 +2097,7 @@
                 <w:sz w:val="18"/>
                 <w:szCs w:val="18"/>
               </w:rPr>
-              <w:t xml:space="preserve">A Python program for students to track test scores, calculate averages, and generate grade reports.</w:t>
+              <w:t xml:space="preserve"> </w:t>
             </w:r>
           </w:p>
           <w:p>
@@ -1265,7 +2110,7 @@
                 <w:sz w:val="18"/>
                 <w:szCs w:val="18"/>
               </w:rPr>
-              <w:t xml:space="preserve"> </w:t>
+              <w:t xml:space="preserve">- Add student names and scores</w:t>
             </w:r>
           </w:p>
           <w:p>
@@ -1278,7 +2123,7 @@
                 <w:sz w:val="18"/>
                 <w:szCs w:val="18"/>
               </w:rPr>
-              <w:t xml:space="preserve">## Features</w:t>
+              <w:t xml:space="preserve">- Automatically calculate grade averages</w:t>
             </w:r>
           </w:p>
           <w:p>
@@ -1291,7 +2136,7 @@
                 <w:sz w:val="18"/>
                 <w:szCs w:val="18"/>
               </w:rPr>
-              <w:t xml:space="preserve">- Add student names and scores</w:t>
+              <w:t xml:space="preserve">- Assign letter grades (A-F)</w:t>
             </w:r>
           </w:p>
           <w:p>
@@ -1304,7 +2149,7 @@
                 <w:sz w:val="18"/>
                 <w:szCs w:val="18"/>
               </w:rPr>
-              <w:t xml:space="preserve">- Automatically calculate grade averages</w:t>
+              <w:t xml:space="preserve">- Save and load reports from files</w:t>
             </w:r>
           </w:p>
           <w:p>
@@ -1317,7 +2162,7 @@
                 <w:sz w:val="18"/>
                 <w:szCs w:val="18"/>
               </w:rPr>
-              <w:t xml:space="preserve">- Assign letter grades (A-F)</w:t>
+              <w:t xml:space="preserve">- Formatted output for easy reading</w:t>
             </w:r>
           </w:p>
           <w:p>
@@ -1330,7 +2175,7 @@
                 <w:sz w:val="18"/>
                 <w:szCs w:val="18"/>
               </w:rPr>
-              <w:t xml:space="preserve">- Save and load reports from files</w:t>
+              <w:t xml:space="preserve"> </w:t>
             </w:r>
           </w:p>
           <w:p>
@@ -1343,7 +2188,7 @@
                 <w:sz w:val="18"/>
                 <w:szCs w:val="18"/>
               </w:rPr>
-              <w:t xml:space="preserve">- Formatted output for easy reading</w:t>
+              <w:t xml:space="preserve"> </w:t>
             </w:r>
           </w:p>
           <w:p>
@@ -1356,7 +2201,7 @@
                 <w:sz w:val="18"/>
                 <w:szCs w:val="18"/>
               </w:rPr>
-              <w:t xml:space="preserve"> </w:t>
+              <w:t xml:space="preserve">- Python 3.6+</w:t>
             </w:r>
           </w:p>
           <w:p>
@@ -1369,7 +2214,7 @@
                 <w:sz w:val="18"/>
                 <w:szCs w:val="18"/>
               </w:rPr>
-              <w:t xml:space="preserve">## Requirements</w:t>
+              <w:t xml:space="preserve">- No external libraries needed</w:t>
             </w:r>
           </w:p>
           <w:p>
@@ -1382,7 +2227,7 @@
                 <w:sz w:val="18"/>
                 <w:szCs w:val="18"/>
               </w:rPr>
-              <w:t xml:space="preserve">- Python 3.6+</w:t>
+              <w:t xml:space="preserve"> </w:t>
             </w:r>
           </w:p>
           <w:p>
@@ -1395,7 +2240,7 @@
                 <w:sz w:val="18"/>
                 <w:szCs w:val="18"/>
               </w:rPr>
-              <w:t xml:space="preserve">- No external libraries needed</w:t>
+              <w:t xml:space="preserve"> </w:t>
             </w:r>
           </w:p>
           <w:p>
@@ -1421,7 +2266,7 @@
                 <w:sz w:val="18"/>
                 <w:szCs w:val="18"/>
               </w:rPr>
-              <w:t xml:space="preserve">## How to Run</w:t>
+              <w:t xml:space="preserve">1. Open a terminal/command prompt</w:t>
             </w:r>
           </w:p>
           <w:p>
@@ -1434,7 +2279,7 @@
                 <w:sz w:val="18"/>
                 <w:szCs w:val="18"/>
               </w:rPr>
-              <w:t xml:space="preserve"> </w:t>
+              <w:t xml:space="preserve">2. Navigate to the project folder</w:t>
             </w:r>
           </w:p>
           <w:p>
@@ -1447,59 +2292,7 @@
                 <w:sz w:val="18"/>
                 <w:szCs w:val="18"/>
               </w:rPr>
-              <w:t xml:space="preserve">1. Open a terminal/command prompt</w:t>
-            </w:r>
-          </w:p>
-          <w:p>
-            <w:pPr>
-              <w:spacing w:after="20"/>
-            </w:pPr>
-            <w:r>
-              <w:rPr>
-                <w:rFonts w:ascii="Courier New" w:cs="Courier New" w:eastAsia="Courier New" w:hAnsi="Courier New"/>
-                <w:sz w:val="18"/>
-                <w:szCs w:val="18"/>
-              </w:rPr>
-              <w:t xml:space="preserve">2. Navigate to the project folder</w:t>
-            </w:r>
-          </w:p>
-          <w:p>
-            <w:pPr>
-              <w:spacing w:after="20"/>
-            </w:pPr>
-            <w:r>
-              <w:rPr>
-                <w:rFonts w:ascii="Courier New" w:cs="Courier New" w:eastAsia="Courier New" w:hAnsi="Courier New"/>
-                <w:sz w:val="18"/>
-                <w:szCs w:val="18"/>
-              </w:rPr>
               <w:t xml:space="preserve">3. Run: `python grade_tracker.py`</w:t>
-            </w:r>
-          </w:p>
-          <w:p>
-            <w:pPr>
-              <w:spacing w:after="20"/>
-            </w:pPr>
-            <w:r>
-              <w:rPr>
-                <w:rFonts w:ascii="Courier New" w:cs="Courier New" w:eastAsia="Courier New" w:hAnsi="Courier New"/>
-                <w:sz w:val="18"/>
-                <w:szCs w:val="18"/>
-              </w:rPr>
-              <w:t xml:space="preserve"> </w:t>
-            </w:r>
-          </w:p>
-          <w:p>
-            <w:pPr>
-              <w:spacing w:after="20"/>
-            </w:pPr>
-            <w:r>
-              <w:rPr>
-                <w:rFonts w:ascii="Courier New" w:cs="Courier New" w:eastAsia="Courier New" w:hAnsi="Courier New"/>
-                <w:sz w:val="18"/>
-                <w:szCs w:val="18"/>
-              </w:rPr>
-              <w:t xml:space="preserve">## Usage Example</w:t>
             </w:r>
           </w:p>
         </w:tc>
@@ -1553,32 +2346,6 @@
                 <w:sz w:val="18"/>
                 <w:szCs w:val="18"/>
               </w:rPr>
-              <w:t xml:space="preserve">## File Format</w:t>
-            </w:r>
-          </w:p>
-          <w:p>
-            <w:pPr>
-              <w:spacing w:after="20"/>
-            </w:pPr>
-            <w:r>
-              <w:rPr>
-                <w:rFonts w:ascii="Courier New" w:cs="Courier New" w:eastAsia="Courier New" w:hAnsi="Courier New"/>
-                <w:sz w:val="18"/>
-                <w:szCs w:val="18"/>
-              </w:rPr>
-              <w:t xml:space="preserve"> </w:t>
-            </w:r>
-          </w:p>
-          <w:p>
-            <w:pPr>
-              <w:spacing w:after="20"/>
-            </w:pPr>
-            <w:r>
-              <w:rPr>
-                <w:rFonts w:ascii="Courier New" w:cs="Courier New" w:eastAsia="Courier New" w:hAnsi="Courier New"/>
-                <w:sz w:val="18"/>
-                <w:szCs w:val="18"/>
-              </w:rPr>
               <w:t xml:space="preserve">Reports are saved as plain text files. Example:</w:t>
             </w:r>
           </w:p>
@@ -1633,7 +2400,7 @@
                 <w:sz w:val="18"/>
                 <w:szCs w:val="18"/>
               </w:rPr>
-              <w:t xml:space="preserve">## Author</w:t>
+              <w:t xml:space="preserve">[Your name], Day 171</w:t>
             </w:r>
           </w:p>
           <w:p>
@@ -1646,7 +2413,7 @@
                 <w:sz w:val="18"/>
                 <w:szCs w:val="18"/>
               </w:rPr>
-              <w:t xml:space="preserve">[Your name], Day 171</w:t>
+              <w:t xml:space="preserve"> </w:t>
             </w:r>
           </w:p>
           <w:p>
@@ -1660,19 +2427,6 @@
                 <w:szCs w:val="18"/>
               </w:rPr>
               <w:t xml:space="preserve"> </w:t>
-            </w:r>
-          </w:p>
-          <w:p>
-            <w:pPr>
-              <w:spacing w:after="20"/>
-            </w:pPr>
-            <w:r>
-              <w:rPr>
-                <w:rFonts w:ascii="Courier New" w:cs="Courier New" w:eastAsia="Courier New" w:hAnsi="Courier New"/>
-                <w:sz w:val="18"/>
-                <w:szCs w:val="18"/>
-              </w:rPr>
-              <w:t xml:space="preserve">## License</w:t>
             </w:r>
           </w:p>
           <w:p>

--- a/Coding 1 - year/Unit 7 - Project Development/Daily Lesson Plans/Word/Day 171.docx
+++ b/Coding 1 - year/Unit 7 - Project Development/Daily Lesson Plans/Word/Day 171.docx
@@ -380,7 +380,7 @@
                 <w:sz w:val="20"/>
                 <w:szCs w:val="20"/>
               </w:rPr>
-              <w:t xml:space="preserve">    What do you already know about how to write clear, professional documentation including README and user guides?</w:t>
+              <w:t xml:space="preserve">    If you had to write clear, professional documentation including README and user guides, what would be the very first line of code you'd write? Why?</w:t>
             </w:r>
             <w:r>
               <w:rPr>
@@ -477,7 +477,7 @@
                 <w:sz w:val="20"/>
                 <w:szCs w:val="20"/>
               </w:rPr>
-              <w:t xml:space="preserve">Today's Goal: By the end of class you will be able to write clear, professional documentation including README and user guides.</w:t>
+              <w:t xml:space="preserve">Today’s Goal: By the end of class you will be able to write clear, professional documentation including README and user guides.</w:t>
             </w:r>
             <w:r>
               <w:rPr>
@@ -1349,7 +1349,7 @@
                 <w:sz w:val="20"/>
                 <w:szCs w:val="20"/>
               </w:rPr>
-              <w:t xml:space="preserve">Quick Check: Write clear, professional documentation including README and user guides?</w:t>
+              <w:t xml:space="preserve">Without looking at your notes, write pseudocode showing how to write clear, professional documentation including README and user guides.</w:t>
             </w:r>
             <w:r>
               <w:rPr>

--- a/Coding 1 - year/Unit 7 - Project Development/Daily Lesson Plans/Word/Day 171.docx
+++ b/Coding 1 - year/Unit 7 - Project Development/Daily Lesson Plans/Word/Day 171.docx
@@ -1221,7 +1221,29 @@
                 <w:sz w:val="20"/>
                 <w:szCs w:val="20"/>
               </w:rPr>
-              <w:t xml:space="preserve">    Work through problems from the day's exercise set.</w:t>
+              <w:t xml:space="preserve">    Students work independently on their projects, following the checklist.</w:t>
+            </w:r>
+            <w:r>
+              <w:rPr>
+                <w:rFonts w:ascii="Arial" w:cs="Arial" w:eastAsia="Arial" w:hAnsi="Arial"/>
+                <w:sz w:val="20"/>
+                <w:szCs w:val="20"/>
+              </w:rPr>
+              <w:br/>
+              <w:t xml:space="preserve"/>
+            </w:r>
+            <w:r>
+              <w:rPr>
+                <w:rFonts w:ascii="Arial" w:cs="Arial" w:eastAsia="Arial" w:hAnsi="Arial"/>
+                <w:b w:val="false"/>
+                <w:bCs w:val="false"/>
+                <w:i w:val="false"/>
+                <w:iCs w:val="false"/>
+                <w:color w:val="000000"/>
+                <w:sz w:val="20"/>
+                <w:szCs w:val="20"/>
+              </w:rPr>
+              <w:t xml:space="preserve">    Check in with each student to review progress and unblock issues.</w:t>
             </w:r>
             <w:r>
               <w:rPr>
@@ -2662,136 +2684,6 @@
           <w:szCs w:val="20"/>
         </w:rPr>
         <w:t xml:space="preserve">- Commit with message: "Day 171: Write project documentation"</w:t>
-      </w:r>
-    </w:p>
-    <w:p>
-      <w:pPr>
-        <w:spacing w:after="60"/>
-      </w:pPr>
-      <w:r>
-        <w:rPr>
-          <w:rFonts w:ascii="Arial" w:cs="Arial" w:eastAsia="Arial" w:hAnsi="Arial"/>
-          <w:sz w:val="20"/>
-          <w:szCs w:val="20"/>
-        </w:rPr>
-        <w:t xml:space="preserve">1. Is your README clear and complete?</w:t>
-      </w:r>
-    </w:p>
-    <w:p>
-      <w:pPr>
-        <w:spacing w:after="60"/>
-      </w:pPr>
-      <w:r>
-        <w:rPr>
-          <w:rFonts w:ascii="Arial" w:cs="Arial" w:eastAsia="Arial" w:hAnsi="Arial"/>
-          <w:sz w:val="20"/>
-          <w:szCs w:val="20"/>
-        </w:rPr>
-        <w:t xml:space="preserve">2. Can someone run your program by following your guide?</w:t>
-      </w:r>
-    </w:p>
-    <w:p>
-      <w:pPr>
-        <w:spacing w:after="60"/>
-      </w:pPr>
-      <w:r>
-        <w:rPr>
-          <w:rFonts w:ascii="Arial" w:cs="Arial" w:eastAsia="Arial" w:hAnsi="Arial"/>
-          <w:sz w:val="20"/>
-          <w:szCs w:val="20"/>
-        </w:rPr>
-        <w:t xml:space="preserve">3. Is all documentation saved?</w:t>
-      </w:r>
-    </w:p>
-    <w:p>
-      <w:pPr>
-        <w:spacing w:after="60"/>
-      </w:pPr>
-      <w:r>
-        <w:rPr>
-          <w:rFonts w:ascii="Arial" w:cs="Arial" w:eastAsia="Arial" w:hAnsi="Arial"/>
-          <w:sz w:val="20"/>
-          <w:szCs w:val="20"/>
-        </w:rPr>
-        <w:t xml:space="preserve">(Commit your documentation!)</w:t>
-      </w:r>
-    </w:p>
-    <w:p>
-      <w:pPr>
-        <w:spacing w:after="60"/>
-      </w:pPr>
-      <w:r>
-        <w:rPr>
-          <w:rFonts w:ascii="Arial" w:cs="Arial" w:eastAsia="Arial" w:hAnsi="Arial"/>
-          <w:sz w:val="20"/>
-          <w:szCs w:val="20"/>
-        </w:rPr>
-        <w:t xml:space="preserve">- Day 171: ✓ Write documentation (You are here)</w:t>
-      </w:r>
-    </w:p>
-    <w:p>
-      <w:pPr>
-        <w:spacing w:after="60"/>
-      </w:pPr>
-      <w:r>
-        <w:rPr>
-          <w:rFonts w:ascii="Arial" w:cs="Arial" w:eastAsia="Arial" w:hAnsi="Arial"/>
-          <w:sz w:val="20"/>
-          <w:szCs w:val="20"/>
-        </w:rPr>
-        <w:t xml:space="preserve">- Day 172: Code walkthrough practice</w:t>
-      </w:r>
-    </w:p>
-    <w:p>
-      <w:pPr>
-        <w:spacing w:after="60"/>
-      </w:pPr>
-      <w:r>
-        <w:rPr>
-          <w:rFonts w:ascii="Arial" w:cs="Arial" w:eastAsia="Arial" w:hAnsi="Arial"/>
-          <w:sz w:val="20"/>
-          <w:szCs w:val="20"/>
-        </w:rPr>
-        <w:t xml:space="preserve">- Day 173: Build presentation</w:t>
-      </w:r>
-    </w:p>
-    <w:p>
-      <w:pPr>
-        <w:spacing w:after="60"/>
-      </w:pPr>
-      <w:r>
-        <w:rPr>
-          <w:rFonts w:ascii="Arial" w:cs="Arial" w:eastAsia="Arial" w:hAnsi="Arial"/>
-          <w:sz w:val="20"/>
-          <w:szCs w:val="20"/>
-        </w:rPr>
-        <w:t xml:space="preserve">- Day 174: Presentation rehearsal</w:t>
-      </w:r>
-    </w:p>
-    <w:p>
-      <w:pPr>
-        <w:spacing w:after="60"/>
-      </w:pPr>
-      <w:r>
-        <w:rPr>
-          <w:rFonts w:ascii="Arial" w:cs="Arial" w:eastAsia="Arial" w:hAnsi="Arial"/>
-          <w:sz w:val="20"/>
-          <w:szCs w:val="20"/>
-        </w:rPr>
-        <w:t xml:space="preserve">- Day 175: Final submission</w:t>
-      </w:r>
-    </w:p>
-    <w:p>
-      <w:pPr>
-        <w:spacing w:after="60"/>
-      </w:pPr>
-      <w:r>
-        <w:rPr>
-          <w:rFonts w:ascii="Arial" w:cs="Arial" w:eastAsia="Arial" w:hAnsi="Arial"/>
-          <w:sz w:val="20"/>
-          <w:szCs w:val="20"/>
-        </w:rPr>
-        <w:t xml:space="preserve">Next: Practice explaining your code!</w:t>
       </w:r>
     </w:p>
     <w:p>
